--- a/backend/tests/test_docs/06_Change_Request_Online_Library.docx
+++ b/backend/tests/test_docs/06_Change_Request_Online_Library.docx
@@ -7,27 +7,37 @@
         <w:pStyle w:val="Title"/>
       </w:pPr>
       <w:r>
-        <w:t>Change Request - Engineering Change CR-501</w:t>
+        <w:t>Change Request - Engineering Change Collection</w:t>
       </w:r>
     </w:p>
     <w:p>
       <w:r>
-        <w:t>Change Request: CR-501</w:t>
+        <w:t>CR-501: Reduce catalogue search query response time from 2 seconds to 1 second.</w:t>
       </w:r>
     </w:p>
     <w:p>
       <w:r>
-        <w:t>Requested Change: Enforce Multi-Factor Authentication (MFA) via TOTP for all Librarian and Admin logins.</w:t>
+        <w:t>CR-502: Enforce Multi-Factor Authentication (MFA) via TOTP for all Librarian and Admin logins.</w:t>
       </w:r>
     </w:p>
     <w:p>
       <w:r>
-        <w:t>Reason for change: Security compliance and access control hardening.</w:t>
+        <w:t>CR-503: Update payment gateway to support Apple Pay and Google Pay digital wallets.</w:t>
       </w:r>
     </w:p>
     <w:p>
       <w:r>
-        <w:t>Change impact: Impacts authentication module FR-105 and FS-205 access validation.</w:t>
+        <w:t>CR-504: Add multi-format circulation report export to include JSON and XML formats.</w:t>
+      </w:r>
+    </w:p>
+    <w:p>
+      <w:r>
+        <w:t>CR-505: Add push notifications in addition to email for due date alerts.</w:t>
+      </w:r>
+    </w:p>
+    <w:p>
+      <w:r>
+        <w:t>CR-507: Replace office printers in administration office.</w:t>
       </w:r>
     </w:p>
     <w:sectPr>

--- a/backend/tests/test_docs/06_Change_Request_Online_Library.docx
+++ b/backend/tests/test_docs/06_Change_Request_Online_Library.docx
@@ -22,17 +22,22 @@
     </w:p>
     <w:p>
       <w:r>
-        <w:t>CR-503: Update payment gateway to support Apple Pay and Google Pay digital wallets.</w:t>
+        <w:t>CR-503: Add dedicated mobile responsive layouts and quota warnings for members.</w:t>
       </w:r>
     </w:p>
     <w:p>
       <w:r>
-        <w:t>CR-504: Add multi-format circulation report export to include JSON and XML formats.</w:t>
+        <w:t>CR-504: Increase supported concurrent users from 5,000 to 20,000 for examination peaks.</w:t>
       </w:r>
     </w:p>
     <w:p>
       <w:r>
         <w:t>CR-505: Add push notifications in addition to email for due date alerts.</w:t>
+      </w:r>
+    </w:p>
+    <w:p>
+      <w:r>
+        <w:t>CR-506: Allow Premium members to settle overdue fines with waived penalty discounts.</w:t>
       </w:r>
     </w:p>
     <w:p>

--- a/backend/tests/test_docs/06_Change_Request_Online_Library.docx
+++ b/backend/tests/test_docs/06_Change_Request_Online_Library.docx
@@ -17,12 +17,12 @@
     </w:p>
     <w:p>
       <w:r>
-        <w:t>CR-502: Enforce Multi-Factor Authentication (MFA) via TOTP for all Librarian and Admin logins.</w:t>
+        <w:t>CR-502: Replace password-only login with password + optional 2FA / TOTP for all Librarian and Admin logins.</w:t>
       </w:r>
     </w:p>
     <w:p>
       <w:r>
-        <w:t>CR-503: Add dedicated mobile responsive layouts and quota warnings for members.</w:t>
+        <w:t>CR-503: Add dedicated iOS and Android mobile responsive applications for members.</w:t>
       </w:r>
     </w:p>
     <w:p>
@@ -37,12 +37,12 @@
     </w:p>
     <w:p>
       <w:r>
-        <w:t>CR-506: Allow Premium members to settle overdue fines with waived penalty discounts.</w:t>
+        <w:t>CR-506: Allow Premium members to borrow up to 10 physical books.</w:t>
       </w:r>
     </w:p>
     <w:p>
       <w:r>
-        <w:t>CR-507: Replace office printers in administration office.</w:t>
+        <w:t>CR-507: Replace office printer fleet in administration office.</w:t>
       </w:r>
     </w:p>
     <w:sectPr>

--- a/backend/tests/test_docs/06_Change_Request_Online_Library.docx
+++ b/backend/tests/test_docs/06_Change_Request_Online_Library.docx
@@ -32,7 +32,7 @@
     </w:p>
     <w:p>
       <w:r>
-        <w:t>CR-505: Add push notifications in addition to email for due date alerts.</w:t>
+        <w:t>CR-505: Add push notifications in addition to email when reserved book copy becomes available.</w:t>
       </w:r>
     </w:p>
     <w:p>
